--- a/downloads/teacher/04 Units/Unit 02 - Individual Growth and Life Readiness - Me, My Goals, My Money/Lesson 02.03 - All About Me One-Pager.docx
+++ b/downloads/teacher/04 Units/Unit 02 - Individual Growth and Life Readiness - Me, My Goals, My Money/Lesson 02.03 - All About Me One-Pager.docx
@@ -242,17 +242,29 @@
       <w:r>
         <w:t xml:space="preserve">By the end of this lesson, students will be able to:</w:t>
       </w:r>
-      <w:r>
-        <w:t xml:space="preserve"> </w:t>
-      </w:r>
-      <w:r>
-        <w:t xml:space="preserve">1. (Low) Using the three sheets from Lessons 2.1 and 2.2, list on the template their top three values, top three strengths (at least one from a notice card), two interest letters, and two careers to explore, with nothing left blank.</w:t>
-      </w:r>
-      <w:r>
-        <w:t xml:space="preserve"> </w:t>
-      </w:r>
-      <w:r>
-        <w:t xml:space="preserve">2. (Mid) Compose a</w:t>
+    </w:p>
+    <w:p>
+      <w:pPr>
+        <w:numPr>
+          <w:ilvl w:val="0"/>
+          <w:numId w:val="1002"/>
+        </w:numPr>
+        <w:pStyle w:val="Compact"/>
+      </w:pPr>
+      <w:r>
+        <w:t xml:space="preserve">(Low) Using the three sheets from Lessons 2.1 and 2.2, list on the template their top three values, top three strengths (at least one from a notice card), two interest letters, and two careers to explore, with nothing left blank.</w:t>
+      </w:r>
+    </w:p>
+    <w:p>
+      <w:pPr>
+        <w:numPr>
+          <w:ilvl w:val="0"/>
+          <w:numId w:val="1002"/>
+        </w:numPr>
+        <w:pStyle w:val="Compact"/>
+      </w:pPr>
+      <w:r>
+        <w:t xml:space="preserve">(Mid) Compose a</w:t>
       </w:r>
       <w:r>
         <w:t xml:space="preserve"> </w:t>
@@ -272,11 +284,17 @@
       <w:r>
         <w:t xml:space="preserve">sentence that uses at least one value and one strength, and organize the five parts on a poster or a slide so that each part can be read from three feet away.</w:t>
       </w:r>
-      <w:r>
-        <w:t xml:space="preserve"> </w:t>
-      </w:r>
-      <w:r>
-        <w:t xml:space="preserve">3. (High) Present the one-pager to a partner in two minutes, then evaluate the partner’s one-pager against the three-criterion rubric with one specific piece of written feedback the partner can act on.</w:t>
+    </w:p>
+    <w:p>
+      <w:pPr>
+        <w:numPr>
+          <w:ilvl w:val="0"/>
+          <w:numId w:val="1002"/>
+        </w:numPr>
+        <w:pStyle w:val="Compact"/>
+      </w:pPr>
+      <w:r>
+        <w:t xml:space="preserve">(High) Present the one-pager to a partner in two minutes, then evaluate the partner’s one-pager against the three-criterion rubric with one specific piece of written feedback the partner can act on.</w:t>
       </w:r>
     </w:p>
     <w:p>
@@ -335,7 +353,7 @@
       <w:pPr>
         <w:numPr>
           <w:ilvl w:val="0"/>
-          <w:numId w:val="1002"/>
+          <w:numId w:val="1003"/>
         </w:numPr>
         <w:pStyle w:val="Compact"/>
       </w:pPr>
@@ -353,7 +371,7 @@
       <w:pPr>
         <w:numPr>
           <w:ilvl w:val="0"/>
-          <w:numId w:val="1002"/>
+          <w:numId w:val="1003"/>
         </w:numPr>
         <w:pStyle w:val="Compact"/>
       </w:pPr>
@@ -365,7 +383,7 @@
       <w:pPr>
         <w:numPr>
           <w:ilvl w:val="0"/>
-          <w:numId w:val="1002"/>
+          <w:numId w:val="1003"/>
         </w:numPr>
         <w:pStyle w:val="Compact"/>
       </w:pPr>
@@ -386,7 +404,7 @@
       <w:pPr>
         <w:numPr>
           <w:ilvl w:val="0"/>
-          <w:numId w:val="1002"/>
+          <w:numId w:val="1003"/>
         </w:numPr>
         <w:pStyle w:val="Compact"/>
       </w:pPr>
@@ -407,7 +425,7 @@
       <w:pPr>
         <w:numPr>
           <w:ilvl w:val="0"/>
-          <w:numId w:val="1002"/>
+          <w:numId w:val="1003"/>
         </w:numPr>
         <w:pStyle w:val="Compact"/>
       </w:pPr>
@@ -434,7 +452,7 @@
       <w:pPr>
         <w:numPr>
           <w:ilvl w:val="0"/>
-          <w:numId w:val="1002"/>
+          <w:numId w:val="1003"/>
         </w:numPr>
         <w:pStyle w:val="Compact"/>
       </w:pPr>
@@ -446,7 +464,7 @@
       <w:pPr>
         <w:numPr>
           <w:ilvl w:val="0"/>
-          <w:numId w:val="1002"/>
+          <w:numId w:val="1003"/>
         </w:numPr>
         <w:pStyle w:val="Compact"/>
       </w:pPr>
@@ -458,7 +476,7 @@
       <w:pPr>
         <w:numPr>
           <w:ilvl w:val="0"/>
-          <w:numId w:val="1002"/>
+          <w:numId w:val="1003"/>
         </w:numPr>
         <w:pStyle w:val="Compact"/>
       </w:pPr>
@@ -1125,23 +1143,157 @@
       <w:r>
         <w:t xml:space="preserve">Monitor understanding:</w:t>
       </w:r>
-      <w:r>
-        <w:t xml:space="preserve"> </w:t>
-      </w:r>
-      <w:r>
-        <w:t xml:space="preserve">- Which of your three strengths came from someone else’s notice card? Why did you keep it?</w:t>
-      </w:r>
-      <w:r>
-        <w:t xml:space="preserve"> </w:t>
-      </w:r>
-      <w:r>
-        <w:t xml:space="preserve">- Read me your known-for sentence. Which word in it is a value? Which is a strength?</w:t>
-      </w:r>
-      <w:r>
-        <w:t xml:space="preserve"> </w:t>
-      </w:r>
-      <w:r>
-        <w:t xml:space="preserve">- Stand three feet from your poster. What can you not read?</w:t>
+    </w:p>
+    <w:p>
+      <w:pPr>
+        <w:numPr>
+          <w:ilvl w:val="0"/>
+          <w:numId w:val="1004"/>
+        </w:numPr>
+        <w:pStyle w:val="Compact"/>
+      </w:pPr>
+      <w:r>
+        <w:t xml:space="preserve">Which of your three strengths came from someone else’s notice card? Why did you keep it?</w:t>
+      </w:r>
+    </w:p>
+    <w:p>
+      <w:pPr>
+        <w:numPr>
+          <w:ilvl w:val="0"/>
+          <w:numId w:val="1004"/>
+        </w:numPr>
+        <w:pStyle w:val="Compact"/>
+      </w:pPr>
+      <w:r>
+        <w:t xml:space="preserve">Read me your known-for sentence. Which word in it is a value? Which is a strength?</w:t>
+      </w:r>
+    </w:p>
+    <w:p>
+      <w:pPr>
+        <w:numPr>
+          <w:ilvl w:val="0"/>
+          <w:numId w:val="1004"/>
+        </w:numPr>
+        <w:pStyle w:val="Compact"/>
+      </w:pPr>
+      <w:r>
+        <w:t xml:space="preserve">Stand three feet from your poster. What can you not read?</w:t>
+      </w:r>
+    </w:p>
+    <w:p>
+      <w:pPr>
+        <w:pStyle w:val="FirstParagraph"/>
+      </w:pPr>
+      <w:r>
+        <w:t xml:space="preserve">Deepen learning:</w:t>
+      </w:r>
+    </w:p>
+    <w:p>
+      <w:pPr>
+        <w:numPr>
+          <w:ilvl w:val="0"/>
+          <w:numId w:val="1005"/>
+        </w:numPr>
+        <w:pStyle w:val="Compact"/>
+      </w:pPr>
+      <w:r>
+        <w:t xml:space="preserve">Your two careers are from letters R and A, and your known-for sentence is about helping people. Is that a problem, or a clue about what kind of R or A job you want?</w:t>
+      </w:r>
+    </w:p>
+    <w:p>
+      <w:pPr>
+        <w:numPr>
+          <w:ilvl w:val="0"/>
+          <w:numId w:val="1005"/>
+        </w:numPr>
+        <w:pStyle w:val="Compact"/>
+      </w:pPr>
+      <w:r>
+        <w:t xml:space="preserve">If you showed this page to your family, which box would surprise them? Why?</w:t>
+      </w:r>
+    </w:p>
+    <w:p>
+      <w:pPr>
+        <w:numPr>
+          <w:ilvl w:val="0"/>
+          <w:numId w:val="1005"/>
+        </w:numPr>
+        <w:pStyle w:val="Compact"/>
+      </w:pPr>
+      <w:r>
+        <w:t xml:space="preserve">The rubric asks for</w:t>
+      </w:r>
+      <w:r>
+        <w:t xml:space="preserve"> </w:t>
+      </w:r>
+      <w:r>
+        <w:t xml:space="preserve">“</w:t>
+      </w:r>
+      <w:r>
+        <w:t xml:space="preserve">connected.</w:t>
+      </w:r>
+      <w:r>
+        <w:t xml:space="preserve">”</w:t>
+      </w:r>
+      <w:r>
+        <w:t xml:space="preserve"> </w:t>
+      </w:r>
+      <w:r>
+        <w:t xml:space="preserve">What does a one-pager look like where the boxes have nothing to do with each other? Have you seen a person like that?</w:t>
+      </w:r>
+    </w:p>
+    <w:p>
+      <w:pPr>
+        <w:pStyle w:val="Heading2"/>
+      </w:pPr>
+      <w:bookmarkStart w:id="30" w:name="check-for-understanding"/>
+      <w:r>
+        <w:t xml:space="preserve">Check for understanding</w:t>
+      </w:r>
+      <w:bookmarkEnd w:id="30"/>
+    </w:p>
+    <w:p>
+      <w:pPr>
+        <w:pStyle w:val="FirstParagraph"/>
+      </w:pPr>
+      <w:r>
+        <w:t xml:space="preserve">Day 1: thumbs check at Step 4 on page 1 completeness, and a clipboard walk during Step 2 with a yes or no on</w:t>
+      </w:r>
+      <w:r>
+        <w:t xml:space="preserve"> </w:t>
+      </w:r>
+      <w:r>
+        <w:t xml:space="preserve">“</w:t>
+      </w:r>
+      <w:r>
+        <w:t xml:space="preserve">known-for sentence uses a value and a strength.</w:t>
+      </w:r>
+      <w:r>
+        <w:t xml:space="preserve">”</w:t>
+      </w:r>
+      <w:r>
+        <w:t xml:space="preserve"> </w:t>
+      </w:r>
+      <w:r>
+        <w:t xml:space="preserve">Day 2: the clipboard rubric during Step 1; each student hears one sentence of feedback before the partner share, so nobody is surprised by their score.</w:t>
+      </w:r>
+    </w:p>
+    <w:p>
+      <w:pPr>
+        <w:pStyle w:val="Heading2"/>
+      </w:pPr>
+      <w:bookmarkStart w:id="31" w:name="closure-time-day-1-3-min-day-2-3-min"/>
+      <w:r>
+        <w:t xml:space="preserve">Closure (Time: Day 1, 3 min; Day 2, 3 min)</w:t>
+      </w:r>
+      <w:bookmarkEnd w:id="31"/>
+    </w:p>
+    <w:p>
+      <w:pPr>
+        <w:pStyle w:val="FirstParagraph"/>
+      </w:pPr>
+      <w:r>
+        <w:t xml:space="preserve">Day 1: exit line on page 1: "The part of my one-pager that is hardest to write is ___ because ___." Two students read theirs. The answers tell you where to spend the Day 2 circulating time.</w:t>
       </w:r>
     </w:p>
     <w:p>
@@ -1149,25 +1301,7 @@
         <w:pStyle w:val="BodyText"/>
       </w:pPr>
       <w:r>
-        <w:t xml:space="preserve">Deepen learning:</w:t>
-      </w:r>
-      <w:r>
-        <w:t xml:space="preserve"> </w:t>
-      </w:r>
-      <w:r>
-        <w:t xml:space="preserve">- Your two careers are from letters R and A, and your known-for sentence is about helping people. Is that a problem, or a clue about what kind of R or A job you want?</w:t>
-      </w:r>
-      <w:r>
-        <w:t xml:space="preserve"> </w:t>
-      </w:r>
-      <w:r>
-        <w:t xml:space="preserve">- If you showed this page to your family, which box would surprise them? Why?</w:t>
-      </w:r>
-      <w:r>
-        <w:t xml:space="preserve"> </w:t>
-      </w:r>
-      <w:r>
-        <w:t xml:space="preserve">- The rubric asks for</w:t>
+        <w:t xml:space="preserve">Day 2: after turn-in, a 3-2-1 on an index card: 3 things you learned about yourself this week, 2 things you learned about your partner, 1 career you want to know more about. Three students read one line aloud. This card is not scored; it opens Lesson 2.4 (goals), because</w:t>
       </w:r>
       <w:r>
         <w:t xml:space="preserve"> </w:t>
@@ -1176,7 +1310,7 @@
         <w:t xml:space="preserve">“</w:t>
       </w:r>
       <w:r>
-        <w:t xml:space="preserve">connected.</w:t>
+        <w:t xml:space="preserve">a career you want to know more about</w:t>
       </w:r>
       <w:r>
         <w:t xml:space="preserve">”</w:t>
@@ -1185,25 +1319,53 @@
         <w:t xml:space="preserve"> </w:t>
       </w:r>
       <w:r>
-        <w:t xml:space="preserve">What does a one-pager look like where the boxes have nothing to do with each other? Have you seen a person like that?</w:t>
+        <w:t xml:space="preserve">is the first long-term goal most students will write.</w:t>
       </w:r>
     </w:p>
     <w:p>
       <w:pPr>
         <w:pStyle w:val="Heading2"/>
       </w:pPr>
-      <w:bookmarkStart w:id="30" w:name="check-for-understanding"/>
-      <w:r>
-        <w:t xml:space="preserve">Check for understanding</w:t>
-      </w:r>
-      <w:bookmarkEnd w:id="30"/>
-    </w:p>
-    <w:p>
-      <w:pPr>
-        <w:pStyle w:val="FirstParagraph"/>
-      </w:pPr>
-      <w:r>
-        <w:t xml:space="preserve">Day 1: thumbs check at Step 4 on page 1 completeness, and a clipboard walk during Step 2 with a yes or no on</w:t>
+      <w:bookmarkStart w:id="32" w:name="differentiation-and-supports"/>
+      <w:r>
+        <w:t xml:space="preserve">Differentiation and supports</w:t>
+      </w:r>
+      <w:bookmarkEnd w:id="32"/>
+    </w:p>
+    <w:p>
+      <w:pPr>
+        <w:numPr>
+          <w:ilvl w:val="0"/>
+          <w:numId w:val="1006"/>
+        </w:numPr>
+        <w:pStyle w:val="Compact"/>
+      </w:pPr>
+      <w:r>
+        <w:t xml:space="preserve">ELL: the template gives a sentence frame for the known-for sentence ("I want to be known as someone who ___ because I ___"); the five box labels carry the Turkish, Portuguese, and Spanish words; the share script is printed with the two minutes broken into five 20-second parts so the speaker always knows what to say next; the poster may include words in the home language next to English. Pair with a bilingual peer for the share where possible, or let the student share in the home language to a peer who speaks it and in English to the teacher.</w:t>
+      </w:r>
+    </w:p>
+    <w:p>
+      <w:pPr>
+        <w:numPr>
+          <w:ilvl w:val="0"/>
+          <w:numId w:val="1006"/>
+        </w:numPr>
+        <w:pStyle w:val="Compact"/>
+      </w:pPr>
+      <w:r>
+        <w:t xml:space="preserve">IEP and 504 (general): choice of poster or slide is built in; a student may dictate the known-for sentence; extended time by letting Day 2 Step 1 run through the share and taking the share in a third short session or at lunch; the partner share can be done with the teacher instead of a peer; printed steps on page 2; fidgets allowed.</w:t>
+      </w:r>
+    </w:p>
+    <w:p>
+      <w:pPr>
+        <w:numPr>
+          <w:ilvl w:val="0"/>
+          <w:numId w:val="1006"/>
+        </w:numPr>
+        <w:pStyle w:val="Compact"/>
+      </w:pPr>
+      <w:r>
+        <w:t xml:space="preserve">Grade 6 support: the template asks for top three values, top two strengths, two letters, and one career, plus the known-for sentence; the share is one minute. Rubric criterion</w:t>
       </w:r>
       <w:r>
         <w:t xml:space="preserve"> </w:t>
@@ -1212,7 +1374,7 @@
         <w:t xml:space="preserve">“</w:t>
       </w:r>
       <w:r>
-        <w:t xml:space="preserve">known-for sentence uses a value and a strength.</w:t>
+        <w:t xml:space="preserve">Connected</w:t>
       </w:r>
       <w:r>
         <w:t xml:space="preserve">”</w:t>
@@ -1221,33 +1383,19 @@
         <w:t xml:space="preserve"> </w:t>
       </w:r>
       <w:r>
-        <w:t xml:space="preserve">Day 2: the clipboard rubric during Step 1; each student hears one sentence of feedback before the partner share, so nobody is surprised by their score.</w:t>
-      </w:r>
-    </w:p>
-    <w:p>
-      <w:pPr>
-        <w:pStyle w:val="Heading2"/>
-      </w:pPr>
-      <w:bookmarkStart w:id="31" w:name="closure-time-day-1-3-min-day-2-3-min"/>
-      <w:r>
-        <w:t xml:space="preserve">Closure (Time: Day 1, 3 min; Day 2, 3 min)</w:t>
-      </w:r>
-      <w:bookmarkEnd w:id="31"/>
-    </w:p>
-    <w:p>
-      <w:pPr>
-        <w:pStyle w:val="FirstParagraph"/>
-      </w:pPr>
-      <w:r>
-        <w:t xml:space="preserve">Day 1: exit line on page 1: "The part of my one-pager that is hardest to write is ___ because ___." Two students read theirs. The answers tell you where to spend the Day 2 circulating time.</w:t>
-      </w:r>
-    </w:p>
-    <w:p>
-      <w:pPr>
-        <w:pStyle w:val="BodyText"/>
-      </w:pPr>
-      <w:r>
-        <w:t xml:space="preserve">Day 2: after turn-in, a 3-2-1 on an index card: 3 things you learned about yourself this week, 2 things you learned about your partner, 1 career you want to know more about. Three students read one line aloud. This card is not scored; it opens Lesson 2.4 (goals), because</w:t>
+        <w:t xml:space="preserve">is met if the known-for sentence uses one value or one strength, not both.</w:t>
+      </w:r>
+    </w:p>
+    <w:p>
+      <w:pPr>
+        <w:numPr>
+          <w:ilvl w:val="0"/>
+          <w:numId w:val="1006"/>
+        </w:numPr>
+        <w:pStyle w:val="Compact"/>
+      </w:pPr>
+      <w:r>
+        <w:t xml:space="preserve">Grade 8 stretch: add a sixth box,</w:t>
       </w:r>
       <w:r>
         <w:t xml:space="preserve"> </w:t>
@@ -1256,7 +1404,7 @@
         <w:t xml:space="preserve">“</w:t>
       </w:r>
       <w:r>
-        <w:t xml:space="preserve">a career you want to know more about</w:t>
+        <w:t xml:space="preserve">one thing I need to learn before I can do career 1,</w:t>
       </w:r>
       <w:r>
         <w:t xml:space="preserve">”</w:t>
@@ -1265,100 +1413,6 @@
         <w:t xml:space="preserve"> </w:t>
       </w:r>
       <w:r>
-        <w:t xml:space="preserve">is the first long-term goal most students will write.</w:t>
-      </w:r>
-    </w:p>
-    <w:p>
-      <w:pPr>
-        <w:pStyle w:val="Heading2"/>
-      </w:pPr>
-      <w:bookmarkStart w:id="32" w:name="differentiation-and-supports"/>
-      <w:r>
-        <w:t xml:space="preserve">Differentiation and supports</w:t>
-      </w:r>
-      <w:bookmarkEnd w:id="32"/>
-    </w:p>
-    <w:p>
-      <w:pPr>
-        <w:numPr>
-          <w:ilvl w:val="0"/>
-          <w:numId w:val="1003"/>
-        </w:numPr>
-        <w:pStyle w:val="Compact"/>
-      </w:pPr>
-      <w:r>
-        <w:t xml:space="preserve">ELL: the template gives a sentence frame for the known-for sentence ("I want to be known as someone who ___ because I ___"); the five box labels carry the Turkish, Portuguese, and Spanish words; the share script is printed with the two minutes broken into five 20-second parts so the speaker always knows what to say next; the poster may include words in the home language next to English. Pair with a bilingual peer for the share where possible, or let the student share in the home language to a peer who speaks it and in English to the teacher.</w:t>
-      </w:r>
-    </w:p>
-    <w:p>
-      <w:pPr>
-        <w:numPr>
-          <w:ilvl w:val="0"/>
-          <w:numId w:val="1003"/>
-        </w:numPr>
-        <w:pStyle w:val="Compact"/>
-      </w:pPr>
-      <w:r>
-        <w:t xml:space="preserve">IEP and 504 (general): choice of poster or slide is built in; a student may dictate the known-for sentence; extended time by letting Day 2 Step 1 run through the share and taking the share in a third short session or at lunch; the partner share can be done with the teacher instead of a peer; printed steps on page 2; fidgets allowed.</w:t>
-      </w:r>
-    </w:p>
-    <w:p>
-      <w:pPr>
-        <w:numPr>
-          <w:ilvl w:val="0"/>
-          <w:numId w:val="1003"/>
-        </w:numPr>
-        <w:pStyle w:val="Compact"/>
-      </w:pPr>
-      <w:r>
-        <w:t xml:space="preserve">Grade 6 support: the template asks for top three values, top two strengths, two letters, and one career, plus the known-for sentence; the share is one minute. Rubric criterion</w:t>
-      </w:r>
-      <w:r>
-        <w:t xml:space="preserve"> </w:t>
-      </w:r>
-      <w:r>
-        <w:t xml:space="preserve">“</w:t>
-      </w:r>
-      <w:r>
-        <w:t xml:space="preserve">Connected</w:t>
-      </w:r>
-      <w:r>
-        <w:t xml:space="preserve">”</w:t>
-      </w:r>
-      <w:r>
-        <w:t xml:space="preserve"> </w:t>
-      </w:r>
-      <w:r>
-        <w:t xml:space="preserve">is met if the known-for sentence uses one value or one strength, not both.</w:t>
-      </w:r>
-    </w:p>
-    <w:p>
-      <w:pPr>
-        <w:numPr>
-          <w:ilvl w:val="0"/>
-          <w:numId w:val="1003"/>
-        </w:numPr>
-        <w:pStyle w:val="Compact"/>
-      </w:pPr>
-      <w:r>
-        <w:t xml:space="preserve">Grade 8 stretch: add a sixth box,</w:t>
-      </w:r>
-      <w:r>
-        <w:t xml:space="preserve"> </w:t>
-      </w:r>
-      <w:r>
-        <w:t xml:space="preserve">“</w:t>
-      </w:r>
-      <w:r>
-        <w:t xml:space="preserve">one thing I need to learn before I can do career 1,</w:t>
-      </w:r>
-      <w:r>
-        <w:t xml:space="preserve">”</w:t>
-      </w:r>
-      <w:r>
-        <w:t xml:space="preserve"> </w:t>
-      </w:r>
-      <w:r>
         <w:t xml:space="preserve">and a seventh, a Holland-style letter for a career that surprised you; the share is three minutes and the listener asks one question at the end that the speaker has to answer without looking at the page.</w:t>
       </w:r>
     </w:p>
@@ -1366,7 +1420,7 @@
       <w:pPr>
         <w:numPr>
           <w:ilvl w:val="0"/>
-          <w:numId w:val="1003"/>
+          <w:numId w:val="1006"/>
         </w:numPr>
         <w:pStyle w:val="Compact"/>
       </w:pPr>
@@ -1378,7 +1432,7 @@
       <w:pPr>
         <w:numPr>
           <w:ilvl w:val="0"/>
-          <w:numId w:val="1003"/>
+          <w:numId w:val="1006"/>
         </w:numPr>
         <w:pStyle w:val="Compact"/>
       </w:pPr>
@@ -1774,7 +1828,7 @@
       <w:pPr>
         <w:numPr>
           <w:ilvl w:val="0"/>
-          <w:numId w:val="1004"/>
+          <w:numId w:val="1007"/>
         </w:numPr>
         <w:pStyle w:val="Compact"/>
       </w:pPr>
@@ -1798,7 +1852,7 @@
       <w:pPr>
         <w:numPr>
           <w:ilvl w:val="0"/>
-          <w:numId w:val="1004"/>
+          <w:numId w:val="1007"/>
         </w:numPr>
         <w:pStyle w:val="Compact"/>
       </w:pPr>
@@ -1810,7 +1864,7 @@
       <w:pPr>
         <w:numPr>
           <w:ilvl w:val="0"/>
-          <w:numId w:val="1004"/>
+          <w:numId w:val="1007"/>
         </w:numPr>
         <w:pStyle w:val="Compact"/>
       </w:pPr>
@@ -1843,7 +1897,7 @@
       <w:pPr>
         <w:numPr>
           <w:ilvl w:val="0"/>
-          <w:numId w:val="1004"/>
+          <w:numId w:val="1007"/>
         </w:numPr>
         <w:pStyle w:val="Compact"/>
       </w:pPr>
@@ -1855,7 +1909,7 @@
       <w:pPr>
         <w:numPr>
           <w:ilvl w:val="0"/>
-          <w:numId w:val="1004"/>
+          <w:numId w:val="1007"/>
         </w:numPr>
         <w:pStyle w:val="Compact"/>
       </w:pPr>
@@ -1867,7 +1921,7 @@
       <w:pPr>
         <w:numPr>
           <w:ilvl w:val="0"/>
-          <w:numId w:val="1004"/>
+          <w:numId w:val="1007"/>
         </w:numPr>
         <w:pStyle w:val="Compact"/>
       </w:pPr>
@@ -1919,7 +1973,7 @@
       <w:pPr>
         <w:numPr>
           <w:ilvl w:val="0"/>
-          <w:numId w:val="1005"/>
+          <w:numId w:val="1008"/>
         </w:numPr>
         <w:pStyle w:val="Compact"/>
       </w:pPr>
@@ -1949,7 +2003,7 @@
       <w:pPr>
         <w:numPr>
           <w:ilvl w:val="0"/>
-          <w:numId w:val="1005"/>
+          <w:numId w:val="1008"/>
         </w:numPr>
         <w:pStyle w:val="Compact"/>
       </w:pPr>
@@ -1979,7 +2033,7 @@
       <w:pPr>
         <w:numPr>
           <w:ilvl w:val="0"/>
-          <w:numId w:val="1005"/>
+          <w:numId w:val="1008"/>
         </w:numPr>
         <w:pStyle w:val="Compact"/>
       </w:pPr>
@@ -1991,7 +2045,7 @@
       <w:pPr>
         <w:numPr>
           <w:ilvl w:val="0"/>
-          <w:numId w:val="1005"/>
+          <w:numId w:val="1008"/>
         </w:numPr>
         <w:pStyle w:val="Compact"/>
       </w:pPr>
@@ -2015,7 +2069,7 @@
       <w:pPr>
         <w:numPr>
           <w:ilvl w:val="0"/>
-          <w:numId w:val="1005"/>
+          <w:numId w:val="1008"/>
         </w:numPr>
         <w:pStyle w:val="Compact"/>
       </w:pPr>
@@ -2027,7 +2081,7 @@
       <w:pPr>
         <w:numPr>
           <w:ilvl w:val="0"/>
-          <w:numId w:val="1005"/>
+          <w:numId w:val="1008"/>
         </w:numPr>
         <w:pStyle w:val="Compact"/>
       </w:pPr>
@@ -2042,7 +2096,7 @@
       <w:pPr>
         <w:numPr>
           <w:ilvl w:val="0"/>
-          <w:numId w:val="1005"/>
+          <w:numId w:val="1008"/>
         </w:numPr>
         <w:pStyle w:val="Compact"/>
       </w:pPr>
@@ -2335,6 +2389,118 @@
       </w:pPr>
     </w:lvl>
   </w:abstractNum>
+  <w:abstractNum w:abstractNumId="99411">
+    <w:nsid w:val="71315dca"/>
+    <w:multiLevelType w:val="multilevel"/>
+    <w:lvl w:ilvl="0">
+      <w:start w:val="1"/>
+      <w:numFmt w:val="decimal"/>
+      <w:lvlText w:val="%1."/>
+      <w:lvlJc w:val="left"/>
+      <w:pPr>
+        <w:tabs>
+          <w:tab w:val="num" w:pos="0"/>
+        </w:tabs>
+        <w:ind w:left="480" w:hanging="480"/>
+      </w:pPr>
+    </w:lvl>
+    <w:lvl w:ilvl="1">
+      <w:start w:val="1"/>
+      <w:numFmt w:val="decimal"/>
+      <w:lvlText w:val="%2."/>
+      <w:lvlJc w:val="left"/>
+      <w:pPr>
+        <w:tabs>
+          <w:tab w:val="num" w:pos="720"/>
+        </w:tabs>
+        <w:ind w:left="1200" w:hanging="480"/>
+      </w:pPr>
+    </w:lvl>
+    <w:lvl w:ilvl="2">
+      <w:start w:val="1"/>
+      <w:numFmt w:val="decimal"/>
+      <w:lvlText w:val="%3."/>
+      <w:lvlJc w:val="left"/>
+      <w:pPr>
+        <w:tabs>
+          <w:tab w:val="num" w:pos="1440"/>
+        </w:tabs>
+        <w:ind w:left="1920" w:hanging="480"/>
+      </w:pPr>
+    </w:lvl>
+    <w:lvl w:ilvl="3">
+      <w:start w:val="1"/>
+      <w:numFmt w:val="decimal"/>
+      <w:lvlText w:val="%4."/>
+      <w:lvlJc w:val="left"/>
+      <w:pPr>
+        <w:tabs>
+          <w:tab w:val="num" w:pos="2160"/>
+        </w:tabs>
+        <w:ind w:left="2640" w:hanging="480"/>
+      </w:pPr>
+    </w:lvl>
+    <w:lvl w:ilvl="4">
+      <w:start w:val="1"/>
+      <w:numFmt w:val="decimal"/>
+      <w:lvlText w:val="%5."/>
+      <w:lvlJc w:val="left"/>
+      <w:pPr>
+        <w:tabs>
+          <w:tab w:val="num" w:pos="2880"/>
+        </w:tabs>
+        <w:ind w:left="3360" w:hanging="480"/>
+      </w:pPr>
+    </w:lvl>
+    <w:lvl w:ilvl="5">
+      <w:start w:val="1"/>
+      <w:numFmt w:val="decimal"/>
+      <w:lvlText w:val="%6."/>
+      <w:lvlJc w:val="left"/>
+      <w:pPr>
+        <w:tabs>
+          <w:tab w:val="num" w:pos="3600"/>
+        </w:tabs>
+        <w:ind w:left="4080" w:hanging="480"/>
+      </w:pPr>
+    </w:lvl>
+    <w:lvl w:ilvl="6">
+      <w:start w:val="1"/>
+      <w:numFmt w:val="decimal"/>
+      <w:lvlText w:val="%7."/>
+      <w:lvlJc w:val="left"/>
+      <w:pPr>
+        <w:tabs>
+          <w:tab w:val="num" w:pos="4320"/>
+        </w:tabs>
+        <w:ind w:left="4800" w:hanging="480"/>
+      </w:pPr>
+    </w:lvl>
+    <w:lvl w:ilvl="7">
+      <w:start w:val="1"/>
+      <w:numFmt w:val="decimal"/>
+      <w:lvlText w:val="%8."/>
+      <w:lvlJc w:val="left"/>
+      <w:pPr>
+        <w:tabs>
+          <w:tab w:val="num" w:pos="5040"/>
+        </w:tabs>
+        <w:ind w:left="5520" w:hanging="480"/>
+      </w:pPr>
+    </w:lvl>
+    <w:lvl w:ilvl="8">
+      <w:start w:val="1"/>
+      <w:numFmt w:val="decimal"/>
+      <w:lvlText w:val="%9."/>
+      <w:lvlJc w:val="left"/>
+      <w:pPr>
+        <w:tabs>
+          <w:tab w:val="num" w:pos="5760"/>
+        </w:tabs>
+        <w:ind w:left="6240" w:hanging="480"/>
+      </w:pPr>
+    </w:lvl>
+  </w:abstractNum>
   <w:num w:numId="1000">
     <w:abstractNumId w:val="990"/>
   </w:num>
@@ -2342,7 +2508,34 @@
     <w:abstractNumId w:val="991"/>
   </w:num>
   <w:num w:numId="1002">
-    <w:abstractNumId w:val="991"/>
+    <w:abstractNumId w:val="99411"/>
+    <w:lvlOverride w:ilvl="0">
+      <w:startOverride w:val="1"/>
+    </w:lvlOverride>
+    <w:lvlOverride w:ilvl="1">
+      <w:startOverride w:val="1"/>
+    </w:lvlOverride>
+    <w:lvlOverride w:ilvl="2">
+      <w:startOverride w:val="1"/>
+    </w:lvlOverride>
+    <w:lvlOverride w:ilvl="3">
+      <w:startOverride w:val="1"/>
+    </w:lvlOverride>
+    <w:lvlOverride w:ilvl="4">
+      <w:startOverride w:val="1"/>
+    </w:lvlOverride>
+    <w:lvlOverride w:ilvl="5">
+      <w:startOverride w:val="1"/>
+    </w:lvlOverride>
+    <w:lvlOverride w:ilvl="6">
+      <w:startOverride w:val="1"/>
+    </w:lvlOverride>
+    <w:lvlOverride w:ilvl="7">
+      <w:startOverride w:val="1"/>
+    </w:lvlOverride>
+    <w:lvlOverride w:ilvl="8">
+      <w:startOverride w:val="1"/>
+    </w:lvlOverride>
   </w:num>
   <w:num w:numId="1003">
     <w:abstractNumId w:val="991"/>
@@ -2351,6 +2544,15 @@
     <w:abstractNumId w:val="991"/>
   </w:num>
   <w:num w:numId="1005">
+    <w:abstractNumId w:val="991"/>
+  </w:num>
+  <w:num w:numId="1006">
+    <w:abstractNumId w:val="991"/>
+  </w:num>
+  <w:num w:numId="1007">
+    <w:abstractNumId w:val="991"/>
+  </w:num>
+  <w:num w:numId="1008">
     <w:abstractNumId w:val="991"/>
   </w:num>
 </w:numbering>

--- a/downloads/teacher/04 Units/Unit 02 - Individual Growth and Life Readiness - Me, My Goals, My Money/Lesson 02.03 - All About Me One-Pager.docx
+++ b/downloads/teacher/04 Units/Unit 02 - Individual Growth and Life Readiness - Me, My Goals, My Money/Lesson 02.03 - All About Me One-Pager.docx
@@ -388,37 +388,7 @@
         <w:pStyle w:val="Compact"/>
       </w:pPr>
       <w:r>
-        <w:t xml:space="preserve">Poster option: one sheet of 11 by 17 paper or half a poster board per student, markers, a ruler; a stack of magazine pages or a printed sheet of small icons for students who want pictures</w:t>
-      </w:r>
-      <w:r>
-        <w:t xml:space="preserve"> </w:t>
-      </w:r>
-      <w:r>
-        <w:rPr>
-          <w:rStyle w:val="TeacherNote"/>
-        </w:rPr>
-        <w:t xml:space="preserve">[Sal: your room’s supply; a class set of 30 sheets of 11 by 17 is about $6]</w:t>
-      </w:r>
-    </w:p>
-    <w:p>
-      <w:pPr>
-        <w:numPr>
-          <w:ilvl w:val="0"/>
-          <w:numId w:val="1003"/>
-        </w:numPr>
-        <w:pStyle w:val="Compact"/>
-      </w:pPr>
-      <w:r>
         <w:t xml:space="preserve">Slide option: one device per student and a one-slide template file</w:t>
-      </w:r>
-      <w:r>
-        <w:t xml:space="preserve"> </w:t>
-      </w:r>
-      <w:r>
-        <w:rPr>
-          <w:rStyle w:val="TeacherNote"/>
-        </w:rPr>
-        <w:t xml:space="preserve">[Sal: make a blank one-slide file in your school’s slide tool with five labeled boxes matching page 2 of the handout, and share it read-only so each student makes a copy]</w:t>
       </w:r>
     </w:p>
     <w:p>
@@ -517,7 +487,7 @@
         <w:pStyle w:val="FirstParagraph"/>
       </w:pPr>
       <w:r>
-        <w:t xml:space="preserve">The three sheets are the pre-assessment. On Day 1, while students fill the template, check that each has a top three, a top three, two letters, and two careers on paper from the earlier lessons. A student missing a sheet fills that part of the template from memory in Step 2 and the teacher accepts it; the point of the check is the one-pager, not the paperwork.</w:t>
+        <w:t xml:space="preserve">The three sheets are the pre-assessment. On Day 1, while students fill the template, check that each has a top three values, a top three strengths, two letters, and two careers on paper from the earlier lessons. A student missing a sheet fills that part of the template from memory in Step 2 and the teacher accepts it; the point of the check is the one-pager, not the paperwork.</w:t>
       </w:r>
     </w:p>
     <w:p>
@@ -1766,7 +1736,7 @@
         <w:t xml:space="preserve">“</w:t>
       </w:r>
       <w:r>
-        <w:t xml:space="preserve">Quizzes and topic checks</w:t>
+        <w:t xml:space="preserve">Topic assessments</w:t>
       </w:r>
       <w:r>
         <w:t xml:space="preserve">”</w:t>
@@ -1883,15 +1853,6 @@
       <w:r>
         <w:t xml:space="preserve">, section 2.</w:t>
       </w:r>
-      <w:r>
-        <w:t xml:space="preserve"> </w:t>
-      </w:r>
-      <w:r>
-        <w:rPr>
-          <w:rStyle w:val="TeacherNote"/>
-        </w:rPr>
-        <w:t xml:space="preserve">[Sal: confirm against the NYSED PDF.]</w:t>
-      </w:r>
     </w:p>
     <w:p>
       <w:pPr>
@@ -1926,16 +1887,7 @@
         <w:pStyle w:val="Compact"/>
       </w:pPr>
       <w:r>
-        <w:t xml:space="preserve">Sal’s own materials: the Your Mission Statement packet (</w:t>
-      </w:r>
-      <w:r>
-        <w:rPr>
-          <w:rStyle w:val="VerbatimChar"/>
-        </w:rPr>
-        <w:t xml:space="preserve">Lesson Dups/Unit_5_Personal_Branding/education_teachingwork_your_mission_statement_2026_04.docx</w:t>
-      </w:r>
-      <w:r>
-        <w:t xml:space="preserve">) supplied the mission statement frame (</w:t>
+        <w:t xml:space="preserve">My own materials: the Your Mission Statement packet supplied the mission statement frame (</w:t>
       </w:r>
       <w:r>
         <w:t xml:space="preserve">“</w:t>
@@ -1947,16 +1899,7 @@
         <w:t xml:space="preserve">”</w:t>
       </w:r>
       <w:r>
-        <w:t xml:space="preserve">), adapted here into the known-for sentence; the My Career Vision Board packet (</w:t>
-      </w:r>
-      <w:r>
-        <w:rPr>
-          <w:rStyle w:val="VerbatimChar"/>
-        </w:rPr>
-        <w:t xml:space="preserve">Unit_2_Career_Exploration</w:t>
-      </w:r>
-      <w:r>
-        <w:t xml:space="preserve">) supplied the idea of a single visual product closing the topic.</w:t>
+        <w:t xml:space="preserve">), adapted here into the known-for sentence; the My Career Vision Board packet supplied the idea of a single visual product closing the topic.</w:t>
       </w:r>
     </w:p>
     <w:p>
@@ -2075,21 +2018,6 @@
       </w:pPr>
       <w:r>
         <w:t xml:space="preserve">The two teacher examples (Rosa and one other fictional student) should be a 3 and a 4 on the rubric, not two 4s. Students need to see what the gap looks like.</w:t>
-      </w:r>
-    </w:p>
-    <w:p>
-      <w:pPr>
-        <w:numPr>
-          <w:ilvl w:val="0"/>
-          <w:numId w:val="1008"/>
-        </w:numPr>
-        <w:pStyle w:val="Compact"/>
-      </w:pPr>
-      <w:r>
-        <w:rPr>
-          <w:rStyle w:val="TeacherNote"/>
-        </w:rPr>
-        <w:t xml:space="preserve">[Sal: decide whether posters go home or stay up. A wall of one-pagers is the fastest way to show a visitor what the class is about, but some students will not want theirs up. Ask before you tape.]</w:t>
       </w:r>
     </w:p>
     <w:p>
